--- a/ACTIVIDAD2.docx
+++ b/ACTIVIDAD2.docx
@@ -1,6 +1,6 @@
 
 <file path=word/document.xml><?xml version="1.0" encoding="utf-8"?>
-<w:document xmlns:wpc="http://schemas.microsoft.com/office/word/2010/wordprocessingCanvas" xmlns:cx="http://schemas.microsoft.com/office/drawing/2014/chartex" xmlns:cx1="http://schemas.microsoft.com/office/drawing/2015/9/8/chartex" xmlns:cx2="http://schemas.microsoft.com/office/drawing/2015/10/21/chartex" xmlns:cx3="http://schemas.microsoft.com/office/drawing/2016/5/9/chartex" xmlns:cx4="http://schemas.microsoft.com/office/drawing/2016/5/10/chartex" xmlns:cx5="http://schemas.microsoft.com/office/drawing/2016/5/11/chartex" xmlns:cx6="http://schemas.microsoft.com/office/drawing/2016/5/12/chartex" xmlns:cx7="http://schemas.microsoft.com/office/drawing/2016/5/13/chartex" xmlns:cx8="http://schemas.microsoft.com/office/drawing/2016/5/14/chartex" xmlns:mc="http://schemas.openxmlformats.org/markup-compatibility/2006" xmlns:aink="http://schemas.microsoft.com/office/drawing/2016/ink" xmlns:am3d="http://schemas.microsoft.com/office/drawing/2017/model3d" xmlns:o="urn:schemas-microsoft-com:office:office" xmlns:r="http://schemas.openxmlformats.org/officeDocument/2006/relationships" xmlns:m="http://schemas.openxmlformats.org/officeDocument/2006/math" xmlns:v="urn:schemas-microsoft-com:vml" xmlns:wp14="http://schemas.microsoft.com/office/word/2010/wordprocessingDrawing" xmlns:wp="http://schemas.openxmlformats.org/drawingml/2006/wordprocessingDrawing" xmlns:w10="urn:schemas-microsoft-com:office:word" xmlns:w="http://schemas.openxmlformats.org/wordprocessingml/2006/main" xmlns:w14="http://schemas.microsoft.com/office/word/2010/wordml" xmlns:w15="http://schemas.microsoft.com/office/word/2012/wordml" xmlns:w16cex="http://schemas.microsoft.com/office/word/2018/wordml/cex" xmlns:w16cid="http://schemas.microsoft.com/office/word/2016/wordml/cid" xmlns:w16="http://schemas.microsoft.com/office/word/2018/wordml" xmlns:w16se="http://schemas.microsoft.com/office/word/2015/wordml/symex" xmlns:wpg="http://schemas.microsoft.com/office/word/2010/wordprocessingGroup" xmlns:wpi="http://schemas.microsoft.com/office/word/2010/wordprocessingInk" xmlns:wne="http://schemas.microsoft.com/office/word/2006/wordml" xmlns:wps="http://schemas.microsoft.com/office/word/2010/wordprocessingShape" mc:Ignorable="w14 w15 w16se w16cid w16 w16cex wp14">
+<w:document xmlns:wpc="http://schemas.microsoft.com/office/word/2010/wordprocessingCanvas" xmlns:mc="http://schemas.openxmlformats.org/markup-compatibility/2006" xmlns:o="urn:schemas-microsoft-com:office:office" xmlns:r="http://schemas.openxmlformats.org/officeDocument/2006/relationships" xmlns:m="http://schemas.openxmlformats.org/officeDocument/2006/math" xmlns:v="urn:schemas-microsoft-com:vml" xmlns:wp14="http://schemas.microsoft.com/office/word/2010/wordprocessingDrawing" xmlns:wp="http://schemas.openxmlformats.org/drawingml/2006/wordprocessingDrawing" xmlns:w10="urn:schemas-microsoft-com:office:word" xmlns:w="http://schemas.openxmlformats.org/wordprocessingml/2006/main" xmlns:w14="http://schemas.microsoft.com/office/word/2010/wordml" xmlns:w15="http://schemas.microsoft.com/office/word/2012/wordml" xmlns:wpg="http://schemas.microsoft.com/office/word/2010/wordprocessingGroup" xmlns:wpi="http://schemas.microsoft.com/office/word/2010/wordprocessingInk" xmlns:wne="http://schemas.microsoft.com/office/word/2006/wordml" xmlns:wps="http://schemas.microsoft.com/office/word/2010/wordprocessingShape" mc:Ignorable="w14 w15 wp14">
   <w:body>
     <w:p>
       <w:pPr>
@@ -40,15 +40,109 @@
           <w:color w:val="000000" w:themeColor="text1"/>
         </w:rPr>
       </w:pPr>
-      <w:r>
+    </w:p>
+    <w:p>
+      <w:pPr>
+        <w:pStyle w:val="Ttulo4"/>
+        <w:jc w:val="both"/>
         <w:rPr>
           <w:rFonts w:ascii="Arial" w:hAnsi="Arial" w:cs="Arial"/>
           <w:i w:val="0"/>
           <w:iCs w:val="0"/>
           <w:color w:val="000000" w:themeColor="text1"/>
         </w:rPr>
-        <w:t>Arquitectura del Sistema en GitHub</w:t>
-      </w:r>
+      </w:pPr>
+      <w:r>
+        <w:rPr>
+          <w:rFonts w:ascii="Arial" w:hAnsi="Arial" w:cs="Arial"/>
+          <w:i w:val="0"/>
+          <w:iCs w:val="0"/>
+          <w:color w:val="000000" w:themeColor="text1"/>
+        </w:rPr>
+        <w:t>HOLAAAAAAAAAAAAAAAAAAAAAAAAAAAAA</w:t>
+      </w:r>
+      <w:bookmarkStart w:id="0" w:name="_GoBack"/>
+      <w:bookmarkEnd w:id="0"/>
+    </w:p>
+    <w:p>
+      <w:pPr>
+        <w:pStyle w:val="Ttulo4"/>
+        <w:jc w:val="both"/>
+        <w:rPr>
+          <w:rFonts w:ascii="Arial" w:hAnsi="Arial" w:cs="Arial"/>
+          <w:i w:val="0"/>
+          <w:iCs w:val="0"/>
+          <w:color w:val="000000" w:themeColor="text1"/>
+        </w:rPr>
+      </w:pPr>
+    </w:p>
+    <w:p>
+      <w:pPr>
+        <w:pStyle w:val="Ttulo4"/>
+        <w:jc w:val="both"/>
+        <w:rPr>
+          <w:rFonts w:ascii="Arial" w:hAnsi="Arial" w:cs="Arial"/>
+          <w:i w:val="0"/>
+          <w:iCs w:val="0"/>
+          <w:color w:val="000000" w:themeColor="text1"/>
+        </w:rPr>
+      </w:pPr>
+    </w:p>
+    <w:p>
+      <w:pPr>
+        <w:pStyle w:val="Ttulo4"/>
+        <w:jc w:val="both"/>
+        <w:rPr>
+          <w:rFonts w:ascii="Arial" w:hAnsi="Arial" w:cs="Arial"/>
+          <w:i w:val="0"/>
+          <w:iCs w:val="0"/>
+          <w:color w:val="000000" w:themeColor="text1"/>
+        </w:rPr>
+      </w:pPr>
+    </w:p>
+    <w:p>
+      <w:pPr>
+        <w:pStyle w:val="Ttulo4"/>
+        <w:jc w:val="both"/>
+        <w:rPr>
+          <w:rFonts w:ascii="Arial" w:hAnsi="Arial" w:cs="Arial"/>
+          <w:i w:val="0"/>
+          <w:iCs w:val="0"/>
+          <w:color w:val="000000" w:themeColor="text1"/>
+        </w:rPr>
+      </w:pPr>
+    </w:p>
+    <w:p>
+      <w:pPr>
+        <w:pStyle w:val="Ttulo4"/>
+        <w:jc w:val="both"/>
+        <w:rPr>
+          <w:rFonts w:ascii="Arial" w:hAnsi="Arial" w:cs="Arial"/>
+          <w:i w:val="0"/>
+          <w:iCs w:val="0"/>
+          <w:color w:val="000000" w:themeColor="text1"/>
+        </w:rPr>
+      </w:pPr>
+      <w:r>
+        <w:rPr>
+          <w:rFonts w:ascii="Arial" w:hAnsi="Arial" w:cs="Arial"/>
+          <w:i w:val="0"/>
+          <w:iCs w:val="0"/>
+          <w:color w:val="000000" w:themeColor="text1"/>
+        </w:rPr>
+        <w:t xml:space="preserve">Arquitectura del Sistema en </w:t>
+      </w:r>
+      <w:proofErr w:type="spellStart"/>
+      <w:r>
+        <w:rPr>
+          <w:rFonts w:ascii="Arial" w:hAnsi="Arial" w:cs="Arial"/>
+          <w:i w:val="0"/>
+          <w:iCs w:val="0"/>
+          <w:color w:val="000000" w:themeColor="text1"/>
+        </w:rPr>
+        <w:t>GitHub</w:t>
+      </w:r>
+      <w:proofErr w:type="spellEnd"/>
     </w:p>
     <w:p>
       <w:pPr>
@@ -199,8 +293,17 @@
           <w:rFonts w:ascii="Arial" w:eastAsia="Times New Roman" w:hAnsi="Arial" w:cs="Arial"/>
           <w:lang w:eastAsia="es-CO"/>
         </w:rPr>
-        <w:t>Acceso al repositorio en GitHub</w:t>
-      </w:r>
+        <w:t xml:space="preserve">Acceso al repositorio en </w:t>
+      </w:r>
+      <w:proofErr w:type="spellStart"/>
+      <w:r>
+        <w:rPr>
+          <w:rFonts w:ascii="Arial" w:eastAsia="Times New Roman" w:hAnsi="Arial" w:cs="Arial"/>
+          <w:lang w:eastAsia="es-CO"/>
+        </w:rPr>
+        <w:t>GitHub</w:t>
+      </w:r>
+      <w:proofErr w:type="spellEnd"/>
     </w:p>
     <w:p>
       <w:pPr>
@@ -501,6 +604,7 @@
         <w:rPr>
           <w:rFonts w:ascii="Arial" w:hAnsi="Arial" w:cs="Arial"/>
         </w:rPr>
+        <w:lastRenderedPageBreak/>
         <w:t>usuarios</w:t>
       </w:r>
     </w:p>
@@ -591,7 +695,6 @@
         <w:rPr>
           <w:rFonts w:ascii="Arial" w:hAnsi="Arial" w:cs="Arial"/>
         </w:rPr>
-        <w:lastRenderedPageBreak/>
         <w:t>inventario</w:t>
       </w:r>
     </w:p>
@@ -880,8 +983,16 @@
         <w:rPr>
           <w:rFonts w:ascii="Arial" w:hAnsi="Arial" w:cs="Arial"/>
         </w:rPr>
-        <w:t xml:space="preserve"> Microservicios</w:t>
-      </w:r>
+        <w:t xml:space="preserve"> </w:t>
+      </w:r>
+      <w:proofErr w:type="spellStart"/>
+      <w:r>
+        <w:rPr>
+          <w:rFonts w:ascii="Arial" w:hAnsi="Arial" w:cs="Arial"/>
+        </w:rPr>
+        <w:t>Microservicios</w:t>
+      </w:r>
+      <w:proofErr w:type="spellEnd"/>
       <w:r>
         <w:rPr>
           <w:rFonts w:ascii="Arial" w:hAnsi="Arial" w:cs="Arial"/>
@@ -1002,6 +1113,7 @@
         <w:rPr>
           <w:rFonts w:ascii="Arial" w:hAnsi="Arial" w:cs="Arial"/>
         </w:rPr>
+        <w:lastRenderedPageBreak/>
         <w:t>Justifiquen su elección:</w:t>
       </w:r>
     </w:p>
@@ -1452,6 +1564,7 @@
         <w:rPr>
           <w:rFonts w:ascii="Arial" w:hAnsi="Arial" w:cs="Arial"/>
         </w:rPr>
+        <w:lastRenderedPageBreak/>
         <w:t>¿Todos pueden hacer lo mismo?</w:t>
       </w:r>
     </w:p>
@@ -1478,7 +1591,6 @@
           <w:b/>
           <w:bCs/>
         </w:rPr>
-        <w:lastRenderedPageBreak/>
         <w:t>PARTE 7 — FALLAS Y RIESGOS</w:t>
       </w:r>
     </w:p>
@@ -1507,11 +1619,19 @@
           <w:rFonts w:ascii="Arial" w:hAnsi="Arial" w:cs="Arial"/>
         </w:rPr>
       </w:pPr>
-      <w:r>
-        <w:rPr>
-          <w:rFonts w:ascii="Arial" w:hAnsi="Arial" w:cs="Arial"/>
-        </w:rPr>
-        <w:t>¿Qué pasaría si falla:</w:t>
+      <w:proofErr w:type="gramStart"/>
+      <w:r>
+        <w:rPr>
+          <w:rFonts w:ascii="Arial" w:hAnsi="Arial" w:cs="Arial"/>
+        </w:rPr>
+        <w:t>¿</w:t>
+      </w:r>
+      <w:proofErr w:type="gramEnd"/>
+      <w:r>
+        <w:rPr>
+          <w:rFonts w:ascii="Arial" w:hAnsi="Arial" w:cs="Arial"/>
+        </w:rPr>
+        <w:t>Qué pasaría si falla:</w:t>
       </w:r>
     </w:p>
     <w:p>
@@ -1693,6 +1813,7 @@
         <w:rPr>
           <w:rFonts w:ascii="Arial" w:hAnsi="Arial" w:cs="Arial"/>
           <w:noProof/>
+          <w:lang w:val="es-ES" w:eastAsia="es-ES"/>
         </w:rPr>
         <w:lastRenderedPageBreak/>
         <w:drawing>
@@ -1785,11 +1906,19 @@
           <w:rFonts w:ascii="Arial" w:hAnsi="Arial" w:cs="Arial"/>
         </w:rPr>
       </w:pPr>
-      <w:r>
-        <w:rPr>
-          <w:rFonts w:ascii="Arial" w:hAnsi="Arial" w:cs="Arial"/>
-        </w:rPr>
-        <w:t>Commit por sección:</w:t>
+      <w:proofErr w:type="spellStart"/>
+      <w:r>
+        <w:rPr>
+          <w:rFonts w:ascii="Arial" w:hAnsi="Arial" w:cs="Arial"/>
+        </w:rPr>
+        <w:t>Commit</w:t>
+      </w:r>
+      <w:proofErr w:type="spellEnd"/>
+      <w:r>
+        <w:rPr>
+          <w:rFonts w:ascii="Arial" w:hAnsi="Arial" w:cs="Arial"/>
+        </w:rPr>
+        <w:t xml:space="preserve"> por sección:</w:t>
       </w:r>
     </w:p>
     <w:p>
@@ -1799,21 +1928,24 @@
           <w:lang w:eastAsia="es-CO"/>
         </w:rPr>
       </w:pPr>
+      <w:proofErr w:type="spellStart"/>
+      <w:proofErr w:type="gramStart"/>
       <w:r>
         <w:rPr>
           <w:rFonts w:ascii="Arial" w:eastAsia="Times New Roman" w:hAnsi="Arial" w:cs="Arial"/>
           <w:lang w:eastAsia="es-CO"/>
         </w:rPr>
         <w:lastRenderedPageBreak/>
-        <w:t>doc: definición de servicios</w:t>
-      </w:r>
+        <w:t>doc</w:t>
+      </w:r>
+      <w:proofErr w:type="spellEnd"/>
+      <w:proofErr w:type="gramEnd"/>
       <w:r>
         <w:rPr>
           <w:rFonts w:ascii="Arial" w:eastAsia="Times New Roman" w:hAnsi="Arial" w:cs="Arial"/>
           <w:lang w:eastAsia="es-CO"/>
         </w:rPr>
-        <w:br/>
-        <w:t>doc: comunicación entre servicios</w:t>
+        <w:t>: definición de servicios</w:t>
       </w:r>
       <w:r>
         <w:rPr>
@@ -1821,15 +1953,68 @@
           <w:lang w:eastAsia="es-CO"/>
         </w:rPr>
         <w:br/>
-        <w:t>doc: arquitectura seleccionada</w:t>
-      </w:r>
+      </w:r>
+      <w:proofErr w:type="spellStart"/>
       <w:r>
         <w:rPr>
           <w:rFonts w:ascii="Arial" w:eastAsia="Times New Roman" w:hAnsi="Arial" w:cs="Arial"/>
           <w:lang w:eastAsia="es-CO"/>
         </w:rPr>
+        <w:t>doc</w:t>
+      </w:r>
+      <w:proofErr w:type="spellEnd"/>
+      <w:r>
+        <w:rPr>
+          <w:rFonts w:ascii="Arial" w:eastAsia="Times New Roman" w:hAnsi="Arial" w:cs="Arial"/>
+          <w:lang w:eastAsia="es-CO"/>
+        </w:rPr>
+        <w:t>: comunicación entre servicios</w:t>
+      </w:r>
+      <w:r>
+        <w:rPr>
+          <w:rFonts w:ascii="Arial" w:eastAsia="Times New Roman" w:hAnsi="Arial" w:cs="Arial"/>
+          <w:lang w:eastAsia="es-CO"/>
+        </w:rPr>
         <w:br/>
-        <w:t>doc: usuarios del sistema</w:t>
+      </w:r>
+      <w:proofErr w:type="spellStart"/>
+      <w:r>
+        <w:rPr>
+          <w:rFonts w:ascii="Arial" w:eastAsia="Times New Roman" w:hAnsi="Arial" w:cs="Arial"/>
+          <w:lang w:eastAsia="es-CO"/>
+        </w:rPr>
+        <w:t>doc</w:t>
+      </w:r>
+      <w:proofErr w:type="spellEnd"/>
+      <w:r>
+        <w:rPr>
+          <w:rFonts w:ascii="Arial" w:eastAsia="Times New Roman" w:hAnsi="Arial" w:cs="Arial"/>
+          <w:lang w:eastAsia="es-CO"/>
+        </w:rPr>
+        <w:t>: arquitectura seleccionada</w:t>
+      </w:r>
+      <w:r>
+        <w:rPr>
+          <w:rFonts w:ascii="Arial" w:eastAsia="Times New Roman" w:hAnsi="Arial" w:cs="Arial"/>
+          <w:lang w:eastAsia="es-CO"/>
+        </w:rPr>
+        <w:br/>
+      </w:r>
+      <w:proofErr w:type="spellStart"/>
+      <w:r>
+        <w:rPr>
+          <w:rFonts w:ascii="Arial" w:eastAsia="Times New Roman" w:hAnsi="Arial" w:cs="Arial"/>
+          <w:lang w:eastAsia="es-CO"/>
+        </w:rPr>
+        <w:t>doc</w:t>
+      </w:r>
+      <w:proofErr w:type="spellEnd"/>
+      <w:r>
+        <w:rPr>
+          <w:rFonts w:ascii="Arial" w:eastAsia="Times New Roman" w:hAnsi="Arial" w:cs="Arial"/>
+          <w:lang w:eastAsia="es-CO"/>
+        </w:rPr>
+        <w:t>: usuarios del sistema</w:t>
       </w:r>
     </w:p>
     <w:p>
@@ -1843,7 +2028,35 @@
         <w:rPr>
           <w:rFonts w:ascii="Arial" w:hAnsi="Arial" w:cs="Arial"/>
         </w:rPr>
-        <w:t>Luego crear Pull Request:</w:t>
+        <w:t xml:space="preserve">Luego crear </w:t>
+      </w:r>
+      <w:proofErr w:type="spellStart"/>
+      <w:r>
+        <w:rPr>
+          <w:rFonts w:ascii="Arial" w:hAnsi="Arial" w:cs="Arial"/>
+        </w:rPr>
+        <w:t>Pull</w:t>
+      </w:r>
+      <w:proofErr w:type="spellEnd"/>
+      <w:r>
+        <w:rPr>
+          <w:rFonts w:ascii="Arial" w:hAnsi="Arial" w:cs="Arial"/>
+        </w:rPr>
+        <w:t xml:space="preserve"> </w:t>
+      </w:r>
+      <w:proofErr w:type="spellStart"/>
+      <w:r>
+        <w:rPr>
+          <w:rFonts w:ascii="Arial" w:hAnsi="Arial" w:cs="Arial"/>
+        </w:rPr>
+        <w:t>Request</w:t>
+      </w:r>
+      <w:proofErr w:type="spellEnd"/>
+      <w:r>
+        <w:rPr>
+          <w:rFonts w:ascii="Arial" w:hAnsi="Arial" w:cs="Arial"/>
+        </w:rPr>
+        <w:t>:</w:t>
       </w:r>
     </w:p>
     <w:p>
@@ -2063,7 +2276,7 @@
 </file>
 
 <file path=word/endnotes.xml><?xml version="1.0" encoding="utf-8"?>
-<w:endnotes xmlns:wpc="http://schemas.microsoft.com/office/word/2010/wordprocessingCanvas" xmlns:cx="http://schemas.microsoft.com/office/drawing/2014/chartex" xmlns:cx1="http://schemas.microsoft.com/office/drawing/2015/9/8/chartex" xmlns:cx2="http://schemas.microsoft.com/office/drawing/2015/10/21/chartex" xmlns:cx3="http://schemas.microsoft.com/office/drawing/2016/5/9/chartex" xmlns:cx4="http://schemas.microsoft.com/office/drawing/2016/5/10/chartex" xmlns:cx5="http://schemas.microsoft.com/office/drawing/2016/5/11/chartex" xmlns:cx6="http://schemas.microsoft.com/office/drawing/2016/5/12/chartex" xmlns:cx7="http://schemas.microsoft.com/office/drawing/2016/5/13/chartex" xmlns:cx8="http://schemas.microsoft.com/office/drawing/2016/5/14/chartex" xmlns:mc="http://schemas.openxmlformats.org/markup-compatibility/2006" xmlns:aink="http://schemas.microsoft.com/office/drawing/2016/ink" xmlns:am3d="http://schemas.microsoft.com/office/drawing/2017/model3d" xmlns:o="urn:schemas-microsoft-com:office:office" xmlns:r="http://schemas.openxmlformats.org/officeDocument/2006/relationships" xmlns:m="http://schemas.openxmlformats.org/officeDocument/2006/math" xmlns:v="urn:schemas-microsoft-com:vml" xmlns:wp14="http://schemas.microsoft.com/office/word/2010/wordprocessingDrawing" xmlns:wp="http://schemas.openxmlformats.org/drawingml/2006/wordprocessingDrawing" xmlns:w10="urn:schemas-microsoft-com:office:word" xmlns:w="http://schemas.openxmlformats.org/wordprocessingml/2006/main" xmlns:w14="http://schemas.microsoft.com/office/word/2010/wordml" xmlns:w15="http://schemas.microsoft.com/office/word/2012/wordml" xmlns:w16cex="http://schemas.microsoft.com/office/word/2018/wordml/cex" xmlns:w16cid="http://schemas.microsoft.com/office/word/2016/wordml/cid" xmlns:w16="http://schemas.microsoft.com/office/word/2018/wordml" xmlns:w16se="http://schemas.microsoft.com/office/word/2015/wordml/symex" xmlns:wpg="http://schemas.microsoft.com/office/word/2010/wordprocessingGroup" xmlns:wpi="http://schemas.microsoft.com/office/word/2010/wordprocessingInk" xmlns:wne="http://schemas.microsoft.com/office/word/2006/wordml" xmlns:wps="http://schemas.microsoft.com/office/word/2010/wordprocessingShape" mc:Ignorable="w14 w15 w16se w16cid w16 w16cex wp14">
+<w:endnotes xmlns:wpc="http://schemas.microsoft.com/office/word/2010/wordprocessingCanvas" xmlns:mc="http://schemas.openxmlformats.org/markup-compatibility/2006" xmlns:o="urn:schemas-microsoft-com:office:office" xmlns:r="http://schemas.openxmlformats.org/officeDocument/2006/relationships" xmlns:m="http://schemas.openxmlformats.org/officeDocument/2006/math" xmlns:v="urn:schemas-microsoft-com:vml" xmlns:wp14="http://schemas.microsoft.com/office/word/2010/wordprocessingDrawing" xmlns:wp="http://schemas.openxmlformats.org/drawingml/2006/wordprocessingDrawing" xmlns:w10="urn:schemas-microsoft-com:office:word" xmlns:w="http://schemas.openxmlformats.org/wordprocessingml/2006/main" xmlns:w14="http://schemas.microsoft.com/office/word/2010/wordml" xmlns:w15="http://schemas.microsoft.com/office/word/2012/wordml" xmlns:wpg="http://schemas.microsoft.com/office/word/2010/wordprocessingGroup" xmlns:wpi="http://schemas.microsoft.com/office/word/2010/wordprocessingInk" xmlns:wne="http://schemas.microsoft.com/office/word/2006/wordml" xmlns:wps="http://schemas.microsoft.com/office/word/2010/wordprocessingShape" mc:Ignorable="w14 w15 wp14">
   <w:endnote w:type="separator" w:id="-1">
     <w:p>
       <w:r>
@@ -2082,7 +2295,7 @@
 </file>
 
 <file path=word/footnotes.xml><?xml version="1.0" encoding="utf-8"?>
-<w:footnotes xmlns:wpc="http://schemas.microsoft.com/office/word/2010/wordprocessingCanvas" xmlns:cx="http://schemas.microsoft.com/office/drawing/2014/chartex" xmlns:cx1="http://schemas.microsoft.com/office/drawing/2015/9/8/chartex" xmlns:cx2="http://schemas.microsoft.com/office/drawing/2015/10/21/chartex" xmlns:cx3="http://schemas.microsoft.com/office/drawing/2016/5/9/chartex" xmlns:cx4="http://schemas.microsoft.com/office/drawing/2016/5/10/chartex" xmlns:cx5="http://schemas.microsoft.com/office/drawing/2016/5/11/chartex" xmlns:cx6="http://schemas.microsoft.com/office/drawing/2016/5/12/chartex" xmlns:cx7="http://schemas.microsoft.com/office/drawing/2016/5/13/chartex" xmlns:cx8="http://schemas.microsoft.com/office/drawing/2016/5/14/chartex" xmlns:mc="http://schemas.openxmlformats.org/markup-compatibility/2006" xmlns:aink="http://schemas.microsoft.com/office/drawing/2016/ink" xmlns:am3d="http://schemas.microsoft.com/office/drawing/2017/model3d" xmlns:o="urn:schemas-microsoft-com:office:office" xmlns:r="http://schemas.openxmlformats.org/officeDocument/2006/relationships" xmlns:m="http://schemas.openxmlformats.org/officeDocument/2006/math" xmlns:v="urn:schemas-microsoft-com:vml" xmlns:wp14="http://schemas.microsoft.com/office/word/2010/wordprocessingDrawing" xmlns:wp="http://schemas.openxmlformats.org/drawingml/2006/wordprocessingDrawing" xmlns:w10="urn:schemas-microsoft-com:office:word" xmlns:w="http://schemas.openxmlformats.org/wordprocessingml/2006/main" xmlns:w14="http://schemas.microsoft.com/office/word/2010/wordml" xmlns:w15="http://schemas.microsoft.com/office/word/2012/wordml" xmlns:w16cex="http://schemas.microsoft.com/office/word/2018/wordml/cex" xmlns:w16cid="http://schemas.microsoft.com/office/word/2016/wordml/cid" xmlns:w16="http://schemas.microsoft.com/office/word/2018/wordml" xmlns:w16se="http://schemas.microsoft.com/office/word/2015/wordml/symex" xmlns:wpg="http://schemas.microsoft.com/office/word/2010/wordprocessingGroup" xmlns:wpi="http://schemas.microsoft.com/office/word/2010/wordprocessingInk" xmlns:wne="http://schemas.microsoft.com/office/word/2006/wordml" xmlns:wps="http://schemas.microsoft.com/office/word/2010/wordprocessingShape" mc:Ignorable="w14 w15 w16se w16cid w16 w16cex wp14">
+<w:footnotes xmlns:wpc="http://schemas.microsoft.com/office/word/2010/wordprocessingCanvas" xmlns:mc="http://schemas.openxmlformats.org/markup-compatibility/2006" xmlns:o="urn:schemas-microsoft-com:office:office" xmlns:r="http://schemas.openxmlformats.org/officeDocument/2006/relationships" xmlns:m="http://schemas.openxmlformats.org/officeDocument/2006/math" xmlns:v="urn:schemas-microsoft-com:vml" xmlns:wp14="http://schemas.microsoft.com/office/word/2010/wordprocessingDrawing" xmlns:wp="http://schemas.openxmlformats.org/drawingml/2006/wordprocessingDrawing" xmlns:w10="urn:schemas-microsoft-com:office:word" xmlns:w="http://schemas.openxmlformats.org/wordprocessingml/2006/main" xmlns:w14="http://schemas.microsoft.com/office/word/2010/wordml" xmlns:w15="http://schemas.microsoft.com/office/word/2012/wordml" xmlns:wpg="http://schemas.microsoft.com/office/word/2010/wordprocessingGroup" xmlns:wpi="http://schemas.microsoft.com/office/word/2010/wordprocessingInk" xmlns:wne="http://schemas.microsoft.com/office/word/2006/wordml" xmlns:wps="http://schemas.microsoft.com/office/word/2010/wordprocessingShape" mc:Ignorable="w14 w15 wp14">
   <w:footnote w:type="separator" w:id="-1">
     <w:p>
       <w:r>
@@ -2101,7 +2314,7 @@
 </file>
 
 <file path=word/header1.xml><?xml version="1.0" encoding="utf-8"?>
-<w:hdr xmlns:wpc="http://schemas.microsoft.com/office/word/2010/wordprocessingCanvas" xmlns:cx="http://schemas.microsoft.com/office/drawing/2014/chartex" xmlns:cx1="http://schemas.microsoft.com/office/drawing/2015/9/8/chartex" xmlns:cx2="http://schemas.microsoft.com/office/drawing/2015/10/21/chartex" xmlns:cx3="http://schemas.microsoft.com/office/drawing/2016/5/9/chartex" xmlns:cx4="http://schemas.microsoft.com/office/drawing/2016/5/10/chartex" xmlns:cx5="http://schemas.microsoft.com/office/drawing/2016/5/11/chartex" xmlns:cx6="http://schemas.microsoft.com/office/drawing/2016/5/12/chartex" xmlns:cx7="http://schemas.microsoft.com/office/drawing/2016/5/13/chartex" xmlns:cx8="http://schemas.microsoft.com/office/drawing/2016/5/14/chartex" xmlns:mc="http://schemas.openxmlformats.org/markup-compatibility/2006" xmlns:aink="http://schemas.microsoft.com/office/drawing/2016/ink" xmlns:am3d="http://schemas.microsoft.com/office/drawing/2017/model3d" xmlns:o="urn:schemas-microsoft-com:office:office" xmlns:r="http://schemas.openxmlformats.org/officeDocument/2006/relationships" xmlns:m="http://schemas.openxmlformats.org/officeDocument/2006/math" xmlns:v="urn:schemas-microsoft-com:vml" xmlns:wp14="http://schemas.microsoft.com/office/word/2010/wordprocessingDrawing" xmlns:wp="http://schemas.openxmlformats.org/drawingml/2006/wordprocessingDrawing" xmlns:w10="urn:schemas-microsoft-com:office:word" xmlns:w="http://schemas.openxmlformats.org/wordprocessingml/2006/main" xmlns:w14="http://schemas.microsoft.com/office/word/2010/wordml" xmlns:w15="http://schemas.microsoft.com/office/word/2012/wordml" xmlns:w16cex="http://schemas.microsoft.com/office/word/2018/wordml/cex" xmlns:w16cid="http://schemas.microsoft.com/office/word/2016/wordml/cid" xmlns:w16="http://schemas.microsoft.com/office/word/2018/wordml" xmlns:w16se="http://schemas.microsoft.com/office/word/2015/wordml/symex" xmlns:wpg="http://schemas.microsoft.com/office/word/2010/wordprocessingGroup" xmlns:wpi="http://schemas.microsoft.com/office/word/2010/wordprocessingInk" xmlns:wne="http://schemas.microsoft.com/office/word/2006/wordml" xmlns:wps="http://schemas.microsoft.com/office/word/2010/wordprocessingShape" mc:Ignorable="w14 w15 w16se w16cid w16 w16cex wp14">
+<w:hdr xmlns:wpc="http://schemas.microsoft.com/office/word/2010/wordprocessingCanvas" xmlns:mc="http://schemas.openxmlformats.org/markup-compatibility/2006" xmlns:o="urn:schemas-microsoft-com:office:office" xmlns:r="http://schemas.openxmlformats.org/officeDocument/2006/relationships" xmlns:m="http://schemas.openxmlformats.org/officeDocument/2006/math" xmlns:v="urn:schemas-microsoft-com:vml" xmlns:wp14="http://schemas.microsoft.com/office/word/2010/wordprocessingDrawing" xmlns:wp="http://schemas.openxmlformats.org/drawingml/2006/wordprocessingDrawing" xmlns:w10="urn:schemas-microsoft-com:office:word" xmlns:w="http://schemas.openxmlformats.org/wordprocessingml/2006/main" xmlns:w14="http://schemas.microsoft.com/office/word/2010/wordml" xmlns:w15="http://schemas.microsoft.com/office/word/2012/wordml" xmlns:wpg="http://schemas.microsoft.com/office/word/2010/wordprocessingGroup" xmlns:wpi="http://schemas.microsoft.com/office/word/2010/wordprocessingInk" xmlns:wne="http://schemas.microsoft.com/office/word/2006/wordml" xmlns:wps="http://schemas.microsoft.com/office/word/2010/wordprocessingShape" mc:Ignorable="w14 w15 wp14">
   <w:p>
     <w:pPr>
       <w:pStyle w:val="Encabezado"/>
@@ -2109,6 +2322,7 @@
     <w:r>
       <w:rPr>
         <w:noProof/>
+        <w:lang w:val="es-ES" w:eastAsia="es-ES"/>
       </w:rPr>
       <w:drawing>
         <wp:anchor distT="0" distB="0" distL="114300" distR="114300" simplePos="0" relativeHeight="251658240" behindDoc="1" locked="0" layoutInCell="1" allowOverlap="1" wp14:anchorId="57DE69A7" wp14:editId="0A881625">
@@ -2171,7 +2385,7 @@
 </file>
 
 <file path=word/numbering.xml><?xml version="1.0" encoding="utf-8"?>
-<w:numbering xmlns:wpc="http://schemas.microsoft.com/office/word/2010/wordprocessingCanvas" xmlns:cx="http://schemas.microsoft.com/office/drawing/2014/chartex" xmlns:cx1="http://schemas.microsoft.com/office/drawing/2015/9/8/chartex" xmlns:cx2="http://schemas.microsoft.com/office/drawing/2015/10/21/chartex" xmlns:cx3="http://schemas.microsoft.com/office/drawing/2016/5/9/chartex" xmlns:cx4="http://schemas.microsoft.com/office/drawing/2016/5/10/chartex" xmlns:cx5="http://schemas.microsoft.com/office/drawing/2016/5/11/chartex" xmlns:cx6="http://schemas.microsoft.com/office/drawing/2016/5/12/chartex" xmlns:cx7="http://schemas.microsoft.com/office/drawing/2016/5/13/chartex" xmlns:cx8="http://schemas.microsoft.com/office/drawing/2016/5/14/chartex" xmlns:mc="http://schemas.openxmlformats.org/markup-compatibility/2006" xmlns:aink="http://schemas.microsoft.com/office/drawing/2016/ink" xmlns:am3d="http://schemas.microsoft.com/office/drawing/2017/model3d" xmlns:o="urn:schemas-microsoft-com:office:office" xmlns:r="http://schemas.openxmlformats.org/officeDocument/2006/relationships" xmlns:m="http://schemas.openxmlformats.org/officeDocument/2006/math" xmlns:v="urn:schemas-microsoft-com:vml" xmlns:wp14="http://schemas.microsoft.com/office/word/2010/wordprocessingDrawing" xmlns:wp="http://schemas.openxmlformats.org/drawingml/2006/wordprocessingDrawing" xmlns:w10="urn:schemas-microsoft-com:office:word" xmlns:w="http://schemas.openxmlformats.org/wordprocessingml/2006/main" xmlns:w14="http://schemas.microsoft.com/office/word/2010/wordml" xmlns:w15="http://schemas.microsoft.com/office/word/2012/wordml" xmlns:w16cex="http://schemas.microsoft.com/office/word/2018/wordml/cex" xmlns:w16cid="http://schemas.microsoft.com/office/word/2016/wordml/cid" xmlns:w16="http://schemas.microsoft.com/office/word/2018/wordml" xmlns:w16se="http://schemas.microsoft.com/office/word/2015/wordml/symex" xmlns:wpg="http://schemas.microsoft.com/office/word/2010/wordprocessingGroup" xmlns:wpi="http://schemas.microsoft.com/office/word/2010/wordprocessingInk" xmlns:wne="http://schemas.microsoft.com/office/word/2006/wordml" xmlns:wps="http://schemas.microsoft.com/office/word/2010/wordprocessingShape" mc:Ignorable="w14 w15 w16se w16cid w16 w16cex wp14">
+<w:numbering xmlns:wpc="http://schemas.microsoft.com/office/word/2010/wordprocessingCanvas" xmlns:mc="http://schemas.openxmlformats.org/markup-compatibility/2006" xmlns:o="urn:schemas-microsoft-com:office:office" xmlns:r="http://schemas.openxmlformats.org/officeDocument/2006/relationships" xmlns:m="http://schemas.openxmlformats.org/officeDocument/2006/math" xmlns:v="urn:schemas-microsoft-com:vml" xmlns:wp14="http://schemas.microsoft.com/office/word/2010/wordprocessingDrawing" xmlns:wp="http://schemas.openxmlformats.org/drawingml/2006/wordprocessingDrawing" xmlns:w10="urn:schemas-microsoft-com:office:word" xmlns:w="http://schemas.openxmlformats.org/wordprocessingml/2006/main" xmlns:w14="http://schemas.microsoft.com/office/word/2010/wordml" xmlns:w15="http://schemas.microsoft.com/office/word/2012/wordml" xmlns:wpg="http://schemas.microsoft.com/office/word/2010/wordprocessingGroup" xmlns:wpi="http://schemas.microsoft.com/office/word/2010/wordprocessingInk" xmlns:wne="http://schemas.microsoft.com/office/word/2006/wordml" xmlns:wps="http://schemas.microsoft.com/office/word/2010/wordprocessingShape" mc:Ignorable="w14 w15 wp14">
   <w:abstractNum w:abstractNumId="0" w15:restartNumberingAfterBreak="0">
     <w:nsid w:val="0ED77C8B"/>
     <w:multiLevelType w:val="multilevel"/>
@@ -5860,7 +6074,7 @@
 </file>
 
 <file path=word/styles.xml><?xml version="1.0" encoding="utf-8"?>
-<w:styles xmlns:mc="http://schemas.openxmlformats.org/markup-compatibility/2006" xmlns:r="http://schemas.openxmlformats.org/officeDocument/2006/relationships" xmlns:w="http://schemas.openxmlformats.org/wordprocessingml/2006/main" xmlns:w14="http://schemas.microsoft.com/office/word/2010/wordml" xmlns:w15="http://schemas.microsoft.com/office/word/2012/wordml" xmlns:w16cex="http://schemas.microsoft.com/office/word/2018/wordml/cex" xmlns:w16cid="http://schemas.microsoft.com/office/word/2016/wordml/cid" xmlns:w16="http://schemas.microsoft.com/office/word/2018/wordml" xmlns:w16se="http://schemas.microsoft.com/office/word/2015/wordml/symex" mc:Ignorable="w14 w15 w16se w16cid w16 w16cex">
+<w:styles xmlns:mc="http://schemas.openxmlformats.org/markup-compatibility/2006" xmlns:r="http://schemas.openxmlformats.org/officeDocument/2006/relationships" xmlns:w="http://schemas.openxmlformats.org/wordprocessingml/2006/main" xmlns:w14="http://schemas.microsoft.com/office/word/2010/wordml" xmlns:w15="http://schemas.microsoft.com/office/word/2012/wordml" mc:Ignorable="w14 w15">
   <w:docDefaults>
     <w:rPrDefault>
       <w:rPr>
@@ -5872,7 +6086,7 @@
     </w:rPrDefault>
     <w:pPrDefault/>
   </w:docDefaults>
-  <w:latentStyles w:defLockedState="0" w:defUIPriority="99" w:defSemiHidden="0" w:defUnhideWhenUsed="0" w:defQFormat="0" w:count="376">
+  <w:latentStyles w:defLockedState="0" w:defUIPriority="99" w:defSemiHidden="0" w:defUnhideWhenUsed="0" w:defQFormat="0" w:count="371">
     <w:lsdException w:name="Normal" w:uiPriority="0" w:qFormat="1"/>
     <w:lsdException w:name="heading 1" w:uiPriority="9" w:qFormat="1"/>
     <w:lsdException w:name="heading 2" w:semiHidden="1" w:uiPriority="9" w:unhideWhenUsed="1" w:qFormat="1"/>
@@ -6244,11 +6458,6 @@
     <w:lsdException w:name="List Table 5 Dark Accent 6" w:uiPriority="50"/>
     <w:lsdException w:name="List Table 6 Colorful Accent 6" w:uiPriority="51"/>
     <w:lsdException w:name="List Table 7 Colorful Accent 6" w:uiPriority="52"/>
-    <w:lsdException w:name="Mention" w:semiHidden="1" w:unhideWhenUsed="1"/>
-    <w:lsdException w:name="Smart Hyperlink" w:semiHidden="1" w:unhideWhenUsed="1"/>
-    <w:lsdException w:name="Hashtag" w:semiHidden="1" w:unhideWhenUsed="1"/>
-    <w:lsdException w:name="Unresolved Mention" w:semiHidden="1" w:unhideWhenUsed="1"/>
-    <w:lsdException w:name="Smart Link" w:semiHidden="1" w:unhideWhenUsed="1"/>
   </w:latentStyles>
   <w:style w:type="paragraph" w:default="1" w:styleId="Normal">
     <w:name w:val="Normal"/>
@@ -6911,7 +7120,7 @@
 </file>
 
 <file path=customXml/itemProps1.xml><?xml version="1.0" encoding="utf-8"?>
-<ds:datastoreItem xmlns:ds="http://schemas.openxmlformats.org/officeDocument/2006/customXml" ds:itemID="{49DA54CD-B7DA-9847-9D7E-3FB0B24935B4}">
+<ds:datastoreItem xmlns:ds="http://schemas.openxmlformats.org/officeDocument/2006/customXml" ds:itemID="{1EA39751-94D3-4203-9140-DB3AB62BC064}">
   <ds:schemaRefs>
     <ds:schemaRef ds:uri="http://schemas.openxmlformats.org/officeDocument/2006/bibliography"/>
   </ds:schemaRefs>
